--- a/poetry/freeform/flotsam-and-jetsam/theseus-and-his-ship.docx
+++ b/poetry/freeform/flotsam-and-jetsam/theseus-and-his-ship.docx
@@ -83,7 +83,10 @@
     </w:p>
     <w:p>
       <w:r>
-        <w:t>They say as Icarus fell from the heavens into the ocean’s jaws --</w:t>
+        <w:t xml:space="preserve">They say as Icarus fell from the heavens into the ocean’s jaws </w:t>
+      </w:r>
+      <w:r>
+        <w:t>—</w:t>
       </w:r>
       <w:r>
         <w:br/>
@@ -135,7 +138,13 @@
       </w:r>
       <w:r>
         <w:br/>
-        <w:t xml:space="preserve">and pump a little more iron. </w:t>
+        <w:t>and pump a little more iron</w:t>
+      </w:r>
+      <w:r>
+        <w:t>—</w:t>
+      </w:r>
+      <w:r>
+        <w:t xml:space="preserve"> </w:t>
       </w:r>
       <w:r>
         <w:br/>

--- a/poetry/freeform/flotsam-and-jetsam/theseus-and-his-ship.docx
+++ b/poetry/freeform/flotsam-and-jetsam/theseus-and-his-ship.docx
@@ -17,7 +17,13 @@
     </w:p>
     <w:p>
       <w:r>
-        <w:t>Are we not all ships like Theseus’ -- entirely,</w:t>
+        <w:t xml:space="preserve">Are we not all ships like Theseus’ </w:t>
+      </w:r>
+      <w:r>
+        <w:t>—</w:t>
+      </w:r>
+      <w:r>
+        <w:t xml:space="preserve"> entirely,</w:t>
       </w:r>
       <w:r>
         <w:br/>
@@ -35,32 +41,17 @@
         <w:t xml:space="preserve">And </w:t>
       </w:r>
       <w:r>
-        <w:t xml:space="preserve">really </w:t>
-      </w:r>
-      <w:proofErr w:type="gramStart"/>
-      <w:r>
-        <w:t>really</w:t>
+        <w:t>really really</w:t>
       </w:r>
       <w:r>
-        <w:t>-fucking</w:t>
-      </w:r>
-      <w:proofErr w:type="gramEnd"/>
-      <w:r>
-        <w:t xml:space="preserve"> furious!</w:t>
+        <w:t>-fucking furious!</w:t>
       </w:r>
       <w:r>
         <w:br/>
-      </w:r>
-      <w:proofErr w:type="gramStart"/>
-      <w:r>
         <w:t xml:space="preserve">And </w:t>
       </w:r>
       <w:r>
-        <w:t xml:space="preserve"> damn</w:t>
-      </w:r>
-      <w:proofErr w:type="gramEnd"/>
-      <w:r>
-        <w:t xml:space="preserve"> </w:t>
+        <w:t xml:space="preserve"> damn </w:t>
       </w:r>
       <w:r>
         <w:t xml:space="preserve">delirious </w:t>
@@ -165,15 +156,7 @@
       </w:r>
       <w:r>
         <w:br/>
-        <w:t xml:space="preserve">A ship that never got to </w:t>
-      </w:r>
-      <w:proofErr w:type="gramStart"/>
-      <w:r>
-        <w:t>sail</w:t>
-      </w:r>
-      <w:proofErr w:type="gramEnd"/>
-      <w:r>
-        <w:t xml:space="preserve"> the sea. </w:t>
+        <w:t xml:space="preserve">A ship that never got to sail the sea. </w:t>
       </w:r>
     </w:p>
     <w:p>
@@ -186,15 +169,7 @@
       </w:r>
       <w:r>
         <w:br/>
-        <w:t xml:space="preserve">I was wrong to </w:t>
-      </w:r>
-      <w:proofErr w:type="gramStart"/>
-      <w:r>
-        <w:t>you</w:t>
-      </w:r>
-      <w:proofErr w:type="gramEnd"/>
-      <w:r>
-        <w:t xml:space="preserve"> and you were wrong to me.</w:t>
+        <w:t>I was wrong to you and you were wrong to me.</w:t>
       </w:r>
       <w:r>
         <w:br/>
@@ -206,15 +181,7 @@
       </w:r>
       <w:r>
         <w:br/>
-        <w:t xml:space="preserve">just </w:t>
-      </w:r>
-      <w:proofErr w:type="gramStart"/>
-      <w:r>
-        <w:t>cause</w:t>
-      </w:r>
-      <w:proofErr w:type="gramEnd"/>
-      <w:r>
-        <w:t xml:space="preserve"> we ceased to be. </w:t>
+        <w:t xml:space="preserve">just cause we ceased to be. </w:t>
       </w:r>
     </w:p>
     <w:sectPr>
@@ -1033,7 +1000,6 @@
   <w:style w:type="character" w:default="1" w:styleId="DefaultParagraphFont">
     <w:name w:val="Default Paragraph Font"/>
     <w:uiPriority w:val="1"/>
-    <w:semiHidden/>
     <w:unhideWhenUsed/>
   </w:style>
   <w:style w:type="table" w:default="1" w:styleId="TableNormal">
